--- a/submission_package/README.docx
+++ b/submission_package/README.docx
@@ -2135,7 +2135,7 @@
           <w:i w:val="0"/>
           <w:sz w:val="22"/>
         </w:rPr>
-        <w:t xml:space="preserve">The following identities were supplied for this submission document. They are not a signed division of work. The contribution statement in </w:t>
+        <w:t xml:space="preserve">The following identities are the project team. They are not a signed division of work. Every contribution category is “To be confirmed by the team”. The signature and date cells in </w:t>
       </w:r>
       <w:r>
         <w:rPr>
@@ -2153,7 +2153,7 @@
           <w:i w:val="0"/>
           <w:sz w:val="22"/>
         </w:rPr>
-        <w:t xml:space="preserve"> still has blank name, signature, and date cells. Do not treat it as signed.</w:t>
+        <w:t xml:space="preserve"> are blank. Do not treat that page as signed.</w:t>
       </w:r>
     </w:p>
     <w:tbl>
@@ -2653,7 +2653,7 @@
           <w:i w:val="0"/>
           <w:sz w:val="22"/>
         </w:rPr>
-        <w:t xml:space="preserve">The technical report PDF in this package is the copy at </w:t>
+        <w:t xml:space="preserve">The technical report PDF in this package is regenerated from </w:t>
       </w:r>
       <w:r>
         <w:rPr>
@@ -2662,7 +2662,7 @@
           <w:i w:val="0"/>
           <w:sz w:val="20"/>
         </w:rPr>
-        <w:t>reports/final_report.pdf</w:t>
+        <w:t>reports/final_report.md</w:t>
       </w:r>
       <w:r>
         <w:rPr>
@@ -2671,7 +2671,7 @@
           <w:i w:val="0"/>
           <w:sz w:val="22"/>
         </w:rPr>
-        <w:t xml:space="preserve"> on the branch used to build the package. Its cover still says student numbers, group number, lecturer, and submission date are not recorded. Filling those cover fields requires editing the report source and exporting the PDF again. That edit was not made here.</w:t>
+        <w:t>. Its cover lists the four names, initials, student numbers, and email addresses above. The group number, lecturer, and submission date remain “Not recorded.” Signature cells in the contribution statement and in Appendix A are empty.</w:t>
       </w:r>
     </w:p>
     <w:sectPr>

--- a/submission_package/README.docx
+++ b/submission_package/README.docx
@@ -127,7 +127,7 @@
           <w:i w:val="0"/>
           <w:sz w:val="22"/>
         </w:rPr>
-        <w:t>The project estimates, at logging time, which of three resolution outcomes is likely for a City of Cape Town SAP C3 service request: Resolved Fast, Resolved Slow, or Unresolved.</w:t>
+        <w:t>Our project estimates, at logging time, which of three resolution outcomes is likely for a City of Cape Town SAP C3 service request: Resolved Fast, Resolved Slow, or Unresolved.</w:t>
       </w:r>
     </w:p>
     <w:p>
@@ -165,7 +165,7 @@
           <w:i w:val="0"/>
           <w:sz w:val="22"/>
         </w:rPr>
-        <w:t>The intended decision-maker is a reviewer in the municipal service department that receives the request. The estimate is a queue aid. A person remains between the score and any operational action. Predictions must support human review. They must not be used to deny or reduce service to an area. This is an academic prototype. It is not an official City of Cape Town system.</w:t>
+        <w:t>The decision-maker for our estimate is a reviewer in the municipal service department that receives the request. The estimate is a queue aid. A person remains between the score and any operational action. Predictions must support human review. They must not be used to deny or reduce service to an area. We treat this as an academic prototype and not as an official City of Cape Town system.</w:t>
       </w:r>
     </w:p>
     <w:p>

--- a/submission_package/README.docx
+++ b/submission_package/README.docx
@@ -2135,7 +2135,7 @@
           <w:i w:val="0"/>
           <w:sz w:val="22"/>
         </w:rPr>
-        <w:t xml:space="preserve">The following identities are the project team. They are not a signed division of work. Every contribution category is “To be confirmed by the team”. The signature and date cells in </w:t>
+        <w:t xml:space="preserve">The following identities are the project team. </w:t>
       </w:r>
       <w:r>
         <w:rPr>
@@ -2153,7 +2153,7 @@
           <w:i w:val="0"/>
           <w:sz w:val="22"/>
         </w:rPr>
-        <w:t xml:space="preserve"> are blank. Do not treat that page as signed.</w:t>
+        <w:t xml:space="preserve"> records the supplied division: Thabang Mokoena for problem definition, exploratory analysis, and the Streamlit interface; Mpumelelo Ngozo for the data audit and model development; Selowa Tumiso for preprocessing and the statistical comparisons; Ualwela Netshidzati for the technical report and presentation preparation. Signature cells contain those initials.</w:t>
       </w:r>
     </w:p>
     <w:tbl>
@@ -2671,7 +2671,7 @@
           <w:i w:val="0"/>
           <w:sz w:val="22"/>
         </w:rPr>
-        <w:t>. Its cover lists the four names, initials, student numbers, and email addresses above. The group number, lecturer, and submission date remain “Not recorded.” Signature cells in the contribution statement and in Appendix A are empty.</w:t>
+        <w:t>. Its cover lists the four names, initials, student numbers, and email addresses above. The group number, lecturer, and submission date remain “Not recorded.” Appendix A repeats the contribution allocation, initials, and dates.</w:t>
       </w:r>
     </w:p>
     <w:sectPr>

--- a/submission_package/README.docx
+++ b/submission_package/README.docx
@@ -2609,7 +2609,7 @@
           <w:i w:val="0"/>
           <w:sz w:val="22"/>
         </w:rPr>
-        <w:t>Group number: not recorded. Complete manually.</w:t>
+        <w:t>Group name: Point Break.</w:t>
       </w:r>
     </w:p>
     <w:p>
@@ -2620,7 +2620,7 @@
           <w:i w:val="0"/>
           <w:sz w:val="22"/>
         </w:rPr>
-        <w:t>Lecturer: not recorded. Complete manually.</w:t>
+        <w:t>Lecturer: Dr Masethe.</w:t>
       </w:r>
     </w:p>
     <w:p>
@@ -2631,7 +2631,7 @@
           <w:i w:val="0"/>
           <w:sz w:val="22"/>
         </w:rPr>
-        <w:t>Submission date: not recorded. Complete manually.</w:t>
+        <w:t>Submission date: 20 October 2026.</w:t>
       </w:r>
     </w:p>
     <w:p>
@@ -2671,7 +2671,7 @@
           <w:i w:val="0"/>
           <w:sz w:val="22"/>
         </w:rPr>
-        <w:t>. Its cover lists the four names, initials, student numbers, and email addresses above. The group number, lecturer, and submission date remain “Not recorded.” Appendix A repeats the contribution allocation, initials, and dates.</w:t>
+        <w:t>. Its cover lists the four names, initials, student numbers, and email addresses above, with group name Point Break, lecturer Dr Masethe, and submission date 20 October 2026. Appendix A repeats the contribution allocation, initials, and dates.</w:t>
       </w:r>
     </w:p>
     <w:sectPr>
